--- a/The Relativistic Investigation Bureau - SERIES/FINAL_REV10_The_Murder_That_Hadnt_Happened_Yet_KINDLE_READY.docx
+++ b/The Relativistic Investigation Bureau - SERIES/FINAL_REV10_The_Murder_That_Hadnt_Happened_Yet_KINDLE_READY.docx
@@ -1536,10 +1536,11 @@
         <w:spacing w:after="72"/>
       </w:pPr>
       <w:bookmarkStart w:id="55" w:name="He_had_a_sister__Tabitha__who_wa"/>
-      <w:r>
-        <w:t>He had a sister, Tabitha, who was generally considered the more dangerous of the two, a fact Trevor mentioned only when cornered, and sometimes not even then. Derek, for his part, had Sophie - twelve, precise, already suspicious of adult explanations - currently at school, which was supposed to be the safest sentence in London.</w:t>
-      </w:r>
       <w:bookmarkEnd w:id="55"/>
+      <w:r>
+        <w:rPr/>
+        <w:t xml:space="preserve">He had a sister, Tabitha, who was generally considered the more dangerous of the two, a fact Trevor mentioned only when cornered, and sometimes not even then. Derek, for his part, had Sophie - twelve, precise, already suspicious of adult explanations - currently at school, which was supposed to be the safest sentence in London. Sophie's mother had left three years earlier, for a man named Julian who had made an improbable fortune manufacturing clothes hangers and bore, Derek privately maintained, a distracting resemblance to Hugh Grant in his more apologetic period. She had told him, with the specific clarity she reserved for important announcements, that he did not make enough money for her needs - a diagnosis Derek found difficult to dispute, given that the Bureau's ordinary cases paid terribly and its unusual ones paid worse. When Derek had attempted to point out that the Bureau offered a more holistic kind of reward, she had considered this for exactly as long as it deserved. "Holistic, my arse," she said, and was gone by Thursday. Derek had filed the entire matter under Processed - Do Not Reopen, which worked well enough, most days.</w:t>
+      </w:r>
     </w:p>
     <w:p>
       <w:bookmarkStart w:id="56" w:name="At_his_desk__Trevor_removed_his"/>

--- a/The Relativistic Investigation Bureau - SERIES/FINAL_REV10_The_Murder_That_Hadnt_Happened_Yet_KINDLE_READY.docx
+++ b/The Relativistic Investigation Bureau - SERIES/FINAL_REV10_The_Murder_That_Hadnt_Happened_Yet_KINDLE_READY.docx
@@ -1539,7 +1539,7 @@
       <w:bookmarkEnd w:id="55"/>
       <w:r>
         <w:rPr/>
-        <w:t xml:space="preserve">He had a sister, Tabitha, who was generally considered the more dangerous of the two, a fact Trevor mentioned only when cornered, and sometimes not even then. Derek, for his part, had Sophie - twelve, precise, already suspicious of adult explanations - currently at school, which was supposed to be the safest sentence in London. Sophie's mother had left three years earlier, for a man named Julian who had made an improbable fortune manufacturing clothes hangers and bore, Derek privately maintained, a distracting resemblance to Hugh Grant in his more apologetic period. She had told him, with the specific clarity she reserved for important announcements, that he did not make enough money for her needs - a diagnosis Derek found difficult to dispute, given that the Bureau's ordinary cases paid terribly and its unusual ones paid worse. When Derek had attempted to point out that the Bureau offered a more holistic kind of reward, she had considered this for exactly as long as it deserved. "Holistic, my arse," she said, and was gone by Thursday. Derek had filed the entire matter under Processed - Do Not Reopen, which worked well enough, most days.</w:t>
+        <w:t xml:space="preserve">He had a sister, Tabitha, who was generally considered the more dangerous of the two, a fact Trevor mentioned only when cornered, and sometimes not even then. Derek, for his part, had Sophie - twelve, precise, already suspicious of adult explanations - currently at school, which was supposed to be the safest sentence in London. Sophie's mother had left three years earlier, for a man named Julian who had made an improbable fortune manufacturing clothes hangers and bore, Derek privately maintained, a distracting resemblance to Hugh Grant in his more apologetic period. She had told him, with the specific clarity she reserved for important announcements, that he did not make enough money for her needs - a diagnosis Derek found difficult to dispute, given that the Bureau's ordinary cases paid terribly and its unusual ones paid worse. When Derek had attempted to point out that the Bureau offered a more relativistic kind of reward, she had considered this for exactly as long as it deserved. "Relativistic, my arse," she said, and was gone by Thursday. Derek had filed the entire matter under Processed - Do Not Reopen, which worked well enough, most days.</w:t>
       </w:r>
     </w:p>
     <w:p>
@@ -42495,6 +42495,12 @@
         <w:t xml:space="preserve">Derek discovered he was not entirely sorry. The realisation that he was more comfortable with her presence than without it was, he concluded, going to be a problem for another day - preferably one that had not yet been invented. </w:t>
       </w:r>
       <w:bookmarkEnd w:id="5563"/>
+    </w:p>
+    <w:p>
+      <w:r>
+        <w:rPr/>
+        <w:t xml:space="preserve">He filed this under Processed as well, from long habit, before noticing that the drawer no longer seemed to close properly. It occurred to him, distantly, that some cases got reopened not because new evidence arrived, but because someone finally looked at the label twice.</w:t>
+      </w:r>
     </w:p>
     <w:p>
       <w:bookmarkStart w:id="5564" w:name="He_suspected_it_would_not_remain"/>

--- a/The Relativistic Investigation Bureau - SERIES/FINAL_REV10_The_Murder_That_Hadnt_Happened_Yet_KINDLE_READY.docx
+++ b/The Relativistic Investigation Bureau - SERIES/FINAL_REV10_The_Murder_That_Hadnt_Happened_Yet_KINDLE_READY.docx
@@ -22345,7 +22345,104 @@
     </w:p>
     <w:p>
       <w:r>
-        <w:t>His phone buzzed. A voicemail from an hour ago, somehow: Sophie, bored, "Dad, the maths homework says time is a line. It isn't, is it?" He played it twice. He did not reply. Replying felt like choosing a Tuesday.</w:t>
+        <w:rPr/>
+        <w:t xml:space="preserve">His phone buzzed. A voicemail from an hour ago, somehow: Sophie, bored, "Dad, the maths homework says time is a line. It isn't, is it?" He played it twice. He did not reply immediately. Replying felt like choosing a Tuesday.</w:t>
+      </w:r>
+    </w:p>
+    <w:p>
+      <w:r>
+        <w:rPr/>
+        <w:t xml:space="preserve">That evening he called her back. She answered on the fourth ring, unimpressed, as if she had somewhere better to be that involved considerably less physics.</w:t>
+      </w:r>
+    </w:p>
+    <w:p>
+      <w:r>
+        <w:rPr/>
+        <w:t xml:space="preserve">"You're not going to explain the homework thing, are you."</w:t>
+      </w:r>
+    </w:p>
+    <w:p>
+      <w:r>
+        <w:rPr/>
+        <w:t xml:space="preserve">"Not tonight."</w:t>
+      </w:r>
+    </w:p>
+    <w:p>
+      <w:r>
+        <w:rPr/>
+        <w:t xml:space="preserve">"Typical." A pause, muffled, a door closing somewhere on her end. "Also, Ben says hi. Not that I care."</w:t>
+      </w:r>
+    </w:p>
+    <w:p>
+      <w:r>
+        <w:rPr/>
+        <w:t xml:space="preserve">"Who's Ben?"</w:t>
+      </w:r>
+    </w:p>
+    <w:p>
+      <w:r>
+        <w:rPr/>
+        <w:t xml:space="preserve">"Nobody. Forget I said it."</w:t>
+      </w:r>
+    </w:p>
+    <w:p>
+      <w:r>
+        <w:rPr/>
+        <w:t xml:space="preserve">"Consider it forgotten."</w:t>
+      </w:r>
+    </w:p>
+    <w:p>
+      <w:r>
+        <w:rPr/>
+        <w:t xml:space="preserve">"You're so annoying when you do that."</w:t>
+      </w:r>
+    </w:p>
+    <w:p>
+      <w:r>
+        <w:rPr/>
+        <w:t xml:space="preserve">"Do what?"</w:t>
+      </w:r>
+    </w:p>
+    <w:p>
+      <w:r>
+        <w:rPr/>
+        <w:t xml:space="preserve">"Agree with me. It's very suspicious." A pause, quieter. "Are you okay, though? You sound weird."</w:t>
+      </w:r>
+    </w:p>
+    <w:p>
+      <w:r>
+        <w:rPr/>
+        <w:t xml:space="preserve">"I'm fine."</w:t>
+      </w:r>
+    </w:p>
+    <w:p>
+      <w:r>
+        <w:rPr/>
+        <w:t xml:space="preserve">"You're always fine. Also very suspicious."</w:t>
+      </w:r>
+    </w:p>
+    <w:p>
+      <w:r>
+        <w:rPr/>
+        <w:t xml:space="preserve">"I learned it from someone."</w:t>
+      </w:r>
+    </w:p>
+    <w:p>
+      <w:r>
+        <w:rPr/>
+        <w:t xml:space="preserve">A short laugh, despite herself. "Whatever. Don't die or anything."</w:t>
+      </w:r>
+    </w:p>
+    <w:p>
+      <w:r>
+        <w:rPr/>
+        <w:t xml:space="preserve">"I'll do my best."</w:t>
+      </w:r>
+    </w:p>
+    <w:p>
+      <w:r>
+        <w:rPr/>
+        <w:t xml:space="preserve">She hung up before he could decide whether that had been a joke.</w:t>
       </w:r>
     </w:p>
     <w:p>

--- a/The Relativistic Investigation Bureau - SERIES/FINAL_REV10_The_Murder_That_Hadnt_Happened_Yet_KINDLE_READY.docx
+++ b/The Relativistic Investigation Bureau - SERIES/FINAL_REV10_The_Murder_That_Hadnt_Happened_Yet_KINDLE_READY.docx
@@ -1539,7 +1539,7 @@
       <w:bookmarkEnd w:id="55"/>
       <w:r>
         <w:rPr/>
-        <w:t xml:space="preserve">He had a sister, Tabitha, who was generally considered the more dangerous of the two, a fact Trevor mentioned only when cornered, and sometimes not even then. Derek, for his part, had Sophie - twelve, precise, already suspicious of adult explanations - currently at school, which was supposed to be the safest sentence in London. Sophie's mother had left three years earlier, for a man named Julian who had made an improbable fortune manufacturing clothes hangers and bore, Derek privately maintained, a distracting resemblance to Hugh Grant in his more apologetic period. She had told him, with the specific clarity she reserved for important announcements, that he did not make enough money for her needs - a diagnosis Derek found difficult to dispute, given that the Bureau's ordinary cases paid terribly and its unusual ones paid worse. When Derek had attempted to point out that the Bureau offered a more relativistic kind of reward, she had considered this for exactly as long as it deserved. "Relativistic, my arse," she said, and was gone by Thursday. Derek had filed the entire matter under Processed - Do Not Reopen, which worked well enough, most days.</w:t>
+        <w:t xml:space="preserve">He had a sister, Tabitha, who was generally considered the more dangerous of the two, a fact Trevor mentioned only when cornered, and sometimes not even then. Derek, for his part, had Sophie - twelve, precise, already suspicious of adult explanations - currently at school, which was supposed to be the safest sentence in London. Sophie's mother, Miranda, had left three years earlier, for a man named Julian who had made an improbable fortune manufacturing clothes hangers and bore, Derek privately maintained, a distracting resemblance to Hugh Grant in his more apologetic period. She had told him, with the specific clarity she reserved for important announcements, that he did not make enough money for her needs - a diagnosis Derek found difficult to dispute, given that the Bureau's ordinary cases paid terribly and its unusual ones paid worse. When Derek had attempted to point out that the Bureau offered a more relativistic kind of reward, she had considered this for exactly as long as it deserved. "Relativistic, my arse," she said, and was gone by Thursday. Derek had filed the entire matter under Processed - Do Not Reopen, which worked well enough, most days.</w:t>
       </w:r>
     </w:p>
     <w:p>

--- a/The Relativistic Investigation Bureau - SERIES/FINAL_REV10_The_Murder_That_Hadnt_Happened_Yet_KINDLE_READY.docx
+++ b/The Relativistic Investigation Bureau - SERIES/FINAL_REV10_The_Murder_That_Hadnt_Happened_Yet_KINDLE_READY.docx
@@ -1539,7 +1539,7 @@
       <w:bookmarkEnd w:id="55"/>
       <w:r>
         <w:rPr/>
-        <w:t xml:space="preserve">He had a sister, Tabitha, who was generally considered the more dangerous of the two, a fact Trevor mentioned only when cornered, and sometimes not even then. Derek, for his part, had Sophie - twelve, precise, already suspicious of adult explanations - currently at school, which was supposed to be the safest sentence in London. Sophie's mother, Miranda, had left three years earlier, for a man named Julian who had made an improbable fortune manufacturing clothes hangers and bore, Derek privately maintained, a distracting resemblance to Hugh Grant in his more apologetic period. She had told him, with the specific clarity she reserved for important announcements, that he did not make enough money for her needs - a diagnosis Derek found difficult to dispute, given that the Bureau's ordinary cases paid terribly and its unusual ones paid worse. When Derek had attempted to point out that the Bureau offered a more relativistic kind of reward, she had considered this for exactly as long as it deserved. "Relativistic, my arse," she said, and was gone by Thursday. Derek had filed the entire matter under Processed - Do Not Reopen, which worked well enough, most days.</w:t>
+        <w:t xml:space="preserve">He had a sister, Tabitha, who was generally considered the more dangerous of the two, a fact Trevor mentioned only when cornered, and sometimes not even then. Derek, for his part, had Sophie - twelve, precise, already suspicious of adult explanations - currently at school, which was supposed to be the safest sentence in London. Sophie's mother, Tuppence - a name whose irony Derek had once pointed out, to no discernible improvement in the conversation - had left three years earlier, for a man named Julian who had made an improbable fortune manufacturing clothes hangers and bore, Derek privately maintained, a distracting resemblance to Hugh Grant in his more apologetic period. She had told him, with the specific clarity she reserved for important announcements, that he did not make enough money for her needs - a diagnosis Derek found difficult to dispute, given that the Bureau's ordinary cases paid terribly and its unusual ones paid worse. When Derek had attempted to point out that the Bureau offered a more relativistic kind of reward, she had considered this for exactly as long as it deserved. "Relativistic, my arse," she said, and was gone by Thursday. Derek had filed the entire matter under Processed - Do Not Reopen, which worked well enough, most days.</w:t>
       </w:r>
     </w:p>
     <w:p>

--- a/The Relativistic Investigation Bureau - SERIES/FINAL_REV10_The_Murder_That_Hadnt_Happened_Yet_KINDLE_READY.docx
+++ b/The Relativistic Investigation Bureau - SERIES/FINAL_REV10_The_Murder_That_Hadnt_Happened_Yet_KINDLE_READY.docx
@@ -22446,6 +22446,12 @@
       </w:r>
     </w:p>
     <w:p>
+      <w:r>
+        <w:rPr/>
+        <w:t xml:space="preserve">Back at the Bureau the next morning, Trevor was still waiting for an answer to a question he'd asked the day before.</w:t>
+      </w:r>
+    </w:p>
+    <w:p>
       <w:bookmarkStart w:id="2877" w:name="Trevor_frowned___Explain"/>
       <w:r>
         <w:t>Trevor frowned. "Explain."</w:t>
@@ -41407,10 +41413,11 @@
     </w:p>
     <w:p>
       <w:bookmarkStart w:id="5407" w:name="Trevor_stared_intently___Tabitha"/>
-      <w:r>
-        <w:t>Trevor stared intently. "Tabitha?"</w:t>
-      </w:r>
       <w:bookmarkEnd w:id="5407"/>
+      <w:r>
+        <w:rPr/>
+        <w:t xml:space="preserve">Trevor's head snapped up. "Tabitha?"</w:t>
+      </w:r>
     </w:p>
     <w:p>
       <w:bookmarkStart w:id="5408" w:name="She_smiled___Hello__little_broth"/>
@@ -44238,10 +44245,11 @@
     </w:p>
     <w:p>
       <w:bookmarkStart w:id="5773" w:name="Velocity_is_a_good_example__If_a"/>
-      <w:r>
-        <w:t>"There was a wrong drawer," Sherlock said. "And a daughter in a doorway that drawer should never have contained."</w:t>
-      </w:r>
       <w:bookmarkEnd w:id="5773"/>
+      <w:r>
+        <w:rPr/>
+        <w:t xml:space="preserve">"Pending Geometry," Sherlock said. "And a daughter in a doorway it should never have contained."</w:t>
+      </w:r>
     </w:p>
     <w:p>
       <w:bookmarkStart w:id="5774" w:name="Change_your_coordinate_system_an"/>
